--- a/files/resume.docx
+++ b/files/resume.docx
@@ -1,6 +1,6 @@
 
 <file path=word/document.xml><?xml version="1.0" encoding="utf-8"?>
-<w:document xmlns:wpc="http://schemas.microsoft.com/office/word/2010/wordprocessingCanvas" xmlns:cx="http://schemas.microsoft.com/office/drawing/2014/chartex" xmlns:cx1="http://schemas.microsoft.com/office/drawing/2015/9/8/chartex" xmlns:cx2="http://schemas.microsoft.com/office/drawing/2015/10/21/chartex" xmlns:cx3="http://schemas.microsoft.com/office/drawing/2016/5/9/chartex" xmlns:cx4="http://schemas.microsoft.com/office/drawing/2016/5/10/chartex" xmlns:cx5="http://schemas.microsoft.com/office/drawing/2016/5/11/chartex" xmlns:cx6="http://schemas.microsoft.com/office/drawing/2016/5/12/chartex" xmlns:cx7="http://schemas.microsoft.com/office/drawing/2016/5/13/chartex" xmlns:cx8="http://schemas.microsoft.com/office/drawing/2016/5/14/chartex" xmlns:mc="http://schemas.openxmlformats.org/markup-compatibility/2006" xmlns:m="http://schemas.openxmlformats.org/officeDocument/2006/math" xmlns:aink="http://schemas.microsoft.com/office/drawing/2016/ink" xmlns:am3d="http://schemas.microsoft.com/office/drawing/2017/model3d" xmlns:oel="http://schemas.microsoft.com/office/2019/extlst" xmlns:r="http://schemas.openxmlformats.org/officeDocument/2006/relationships" xmlns:wp14="http://schemas.microsoft.com/office/word/2010/wordprocessingDrawing" xmlns:wp="http://schemas.openxmlformats.org/drawingml/2006/wordprocessingDrawing" xmlns:wpg="http://schemas.microsoft.com/office/word/2010/wordprocessingGroup" xmlns:wpi="http://schemas.microsoft.com/office/word/2010/wordprocessingInk" xmlns:wps="http://schemas.microsoft.com/office/word/2010/wordprocessingShape" xmlns:o="urn:schemas-microsoft-com:office:office" xmlns:v="urn:schemas-microsoft-com:vml" xmlns:w10="urn:schemas-microsoft-com:office:word" xmlns:w="http://schemas.openxmlformats.org/wordprocessingml/2006/main" xmlns:w14="http://schemas.microsoft.com/office/word/2010/wordml" xmlns:w15="http://schemas.microsoft.com/office/word/2012/wordml" xmlns:w16cei="http://schemas.microsoft.com/office/word/2026/wordml/cei" xmlns:w16cex="http://schemas.microsoft.com/office/word/2018/wordml/cex" xmlns:w16cid="http://schemas.microsoft.com/office/word/2016/wordml/cid" xmlns:w16="http://schemas.microsoft.com/office/word/2018/wordml" xmlns:w16sdtdh="http://schemas.microsoft.com/office/word/2020/wordml/sdtdatahash" xmlns:w16sdtfl="http://schemas.microsoft.com/office/word/2024/wordml/sdtformatlock" xmlns:w16se="http://schemas.microsoft.com/office/word/2015/wordml/symex" xmlns:w16du="http://schemas.microsoft.com/office/word/2023/wordml/word16du" xmlns:wne="http://schemas.microsoft.com/office/word/2006/wordml" mc:Ignorable="w14 w15 w16se w16cid w16 w16cex w16sdtdh w16sdtfl w16du wp14">
+<w:document xmlns:wpc="http://schemas.microsoft.com/office/word/2010/wordprocessingCanvas" xmlns:cx="http://schemas.microsoft.com/office/drawing/2014/chartex" xmlns:cx1="http://schemas.microsoft.com/office/drawing/2015/9/8/chartex" xmlns:cx2="http://schemas.microsoft.com/office/drawing/2015/10/21/chartex" xmlns:cx3="http://schemas.microsoft.com/office/drawing/2016/5/9/chartex" xmlns:cx4="http://schemas.microsoft.com/office/drawing/2016/5/10/chartex" xmlns:cx5="http://schemas.microsoft.com/office/drawing/2016/5/11/chartex" xmlns:cx6="http://schemas.microsoft.com/office/drawing/2016/5/12/chartex" xmlns:cx7="http://schemas.microsoft.com/office/drawing/2016/5/13/chartex" xmlns:cx8="http://schemas.microsoft.com/office/drawing/2016/5/14/chartex" xmlns:mc="http://schemas.openxmlformats.org/markup-compatibility/2006" xmlns:m="http://schemas.openxmlformats.org/officeDocument/2006/math" xmlns:aink="http://schemas.microsoft.com/office/drawing/2016/ink" xmlns:am3d="http://schemas.microsoft.com/office/drawing/2017/model3d" xmlns:oel="http://schemas.microsoft.com/office/2019/extlst" xmlns:r="http://schemas.openxmlformats.org/officeDocument/2006/relationships" xmlns:wp14="http://schemas.microsoft.com/office/word/2010/wordprocessingDrawing" xmlns:wp="http://schemas.openxmlformats.org/drawingml/2006/wordprocessingDrawing" xmlns:wpg="http://schemas.microsoft.com/office/word/2010/wordprocessingGroup" xmlns:wpi="http://schemas.microsoft.com/office/word/2010/wordprocessingInk" xmlns:wps="http://schemas.microsoft.com/office/word/2010/wordprocessingShape" xmlns:o="urn:schemas-microsoft-com:office:office" xmlns:v="urn:schemas-microsoft-com:vml" xmlns:w10="urn:schemas-microsoft-com:office:word" xmlns:w="http://schemas.openxmlformats.org/wordprocessingml/2006/main" xmlns:w14="http://schemas.microsoft.com/office/word/2010/wordml" xmlns:w15="http://schemas.microsoft.com/office/word/2012/wordml" xmlns:w16cex="http://schemas.microsoft.com/office/word/2018/wordml/cex" xmlns:w16cid="http://schemas.microsoft.com/office/word/2016/wordml/cid" xmlns:w16="http://schemas.microsoft.com/office/word/2018/wordml" xmlns:w16sdtdh="http://schemas.microsoft.com/office/word/2020/wordml/sdtdatahash" xmlns:w16sdtfl="http://schemas.microsoft.com/office/word/2024/wordml/sdtformatlock" xmlns:w16se="http://schemas.microsoft.com/office/word/2015/wordml/symex" xmlns:w16du="http://schemas.microsoft.com/office/word/2023/wordml/word16du" xmlns:wne="http://schemas.microsoft.com/office/word/2006/wordml" mc:Ignorable="w14 w15 w16se w16cid w16 w16cex w16sdtdh w16sdtfl w16du wp14">
   <w:body>
     <w:p>
       <w:pPr>
@@ -189,15 +189,7 @@
           <w:sz w:val="22"/>
           <w:szCs w:val="22"/>
         </w:rPr>
-        <w:t xml:space="preserve">Applied Mathematics and Business Management graduate specializing in data analytics, business intelligence, and operations. Experienced in developing executive dashboards, integrating and transforming data from multiple sources, and delivering actionable insights that support operational and strategic decision-making. </w:t>
-      </w:r>
-      <w:r>
-        <w:rPr>
-          <w:rFonts w:ascii="Calibri" w:eastAsia="Calibri" w:hAnsi="Calibri" w:cs="Calibri"/>
-          <w:sz w:val="22"/>
-          <w:szCs w:val="22"/>
-        </w:rPr>
-        <w:t>Skilled in SQL, Excel, Power BI, Tableau, Domo, and Qualtrics, with experience translating data into actionable business insights.</w:t>
+        <w:t>Applied Mathematics and Business Management graduate specializing in retail operations, supply chain, data management, and business analytics. Experienced in maintaining inventory records, reconciling sales and stock data, cleaning and standardizing datasets, and developing dashboards to support operational decision-making. Skilled in Excel, Power Query, SQL, Power BI, Tableau, Domo, and Qualtrics, with strong attention to accuracy, documentation, and identifying data inconsistencies.</w:t>
       </w:r>
     </w:p>
     <w:p>
@@ -1134,29 +1126,6 @@
     <w:p>
       <w:pPr>
         <w:pStyle w:val="ListParagraph"/>
-        <w:numPr>
-          <w:ilvl w:val="0"/>
-          <w:numId w:val="7"/>
-        </w:numPr>
-        <w:spacing w:line="220" w:lineRule="atLeast"/>
-        <w:rPr>
-          <w:rFonts w:ascii="Calibri" w:eastAsia="Calibri" w:hAnsi="Calibri" w:cs="Calibri"/>
-          <w:sz w:val="22"/>
-          <w:szCs w:val="22"/>
-        </w:rPr>
-      </w:pPr>
-      <w:r>
-        <w:rPr>
-          <w:rFonts w:ascii="Calibri" w:eastAsia="Calibri" w:hAnsi="Calibri" w:cs="Calibri"/>
-          <w:sz w:val="22"/>
-          <w:szCs w:val="22"/>
-        </w:rPr>
-        <w:t>Partnered with university leadership and institutional stakeholders to define reporting requirements and deliver executive dashboards supporting strategic planning and institutional decision-making.</w:t>
-      </w:r>
-    </w:p>
-    <w:p>
-      <w:pPr>
-        <w:pStyle w:val="ListParagraph"/>
         <w:spacing w:line="220" w:lineRule="atLeast"/>
         <w:rPr>
           <w:rFonts w:ascii="Calibri" w:eastAsia="Calibri" w:hAnsi="Calibri" w:cs="Calibri"/>
@@ -1568,6 +1537,16 @@
                 <w:i/>
                 <w:iCs/>
               </w:rPr>
+              <w:t xml:space="preserve">Retail </w:t>
+            </w:r>
+            <w:r>
+              <w:rPr>
+                <w:rFonts w:ascii="Calibri" w:eastAsia="Calibri" w:hAnsi="Calibri" w:cs="Calibri"/>
+                <w:b/>
+                <w:bCs/>
+                <w:i/>
+                <w:iCs/>
+              </w:rPr>
               <w:t>Sales Associate</w:t>
             </w:r>
           </w:p>
@@ -1733,7 +1712,7 @@
           <w:sz w:val="22"/>
           <w:szCs w:val="22"/>
         </w:rPr>
-        <w:t>Maintained and updated inventory tracking systems using Excel, improving stock accuracy by 95% through structured data management practices</w:t>
+        <w:t xml:space="preserve">Maintained and updated inventory tracking records using Excel, improving stock accuracy to 95% through structured data management and regular reconciliation. </w:t>
       </w:r>
     </w:p>
     <w:p>
@@ -1755,7 +1734,7 @@
           <w:sz w:val="22"/>
           <w:szCs w:val="22"/>
         </w:rPr>
-        <w:t>Trained and coached 10+ new associates on store systems and customer service processes, increasing team efficiency and reducing operational errors by 40%</w:t>
+        <w:t xml:space="preserve">Supported daily store operations through sales reporting, inventory reconciliation, transaction verification, and identification of stock discrepancies. </w:t>
       </w:r>
     </w:p>
     <w:p>
@@ -1777,7 +1756,29 @@
           <w:sz w:val="22"/>
           <w:szCs w:val="22"/>
         </w:rPr>
-        <w:t>Assisted with daily sales reporting, inventory reconciliation, and transaction accuracy to support store operations.</w:t>
+        <w:t xml:space="preserve">Trained and coached 10+ associates on store systems, inventory procedures, and customer service processes, helping reduce operational errors by 40%. </w:t>
+      </w:r>
+    </w:p>
+    <w:p>
+      <w:pPr>
+        <w:numPr>
+          <w:ilvl w:val="0"/>
+          <w:numId w:val="6"/>
+        </w:numPr>
+        <w:spacing w:line="220" w:lineRule="atLeast"/>
+        <w:rPr>
+          <w:rFonts w:ascii="Calibri" w:eastAsia="Calibri" w:hAnsi="Calibri" w:cs="Calibri"/>
+          <w:sz w:val="22"/>
+          <w:szCs w:val="22"/>
+        </w:rPr>
+      </w:pPr>
+      <w:r>
+        <w:rPr>
+          <w:rFonts w:ascii="Calibri" w:eastAsia="Calibri" w:hAnsi="Calibri" w:cs="Calibri"/>
+          <w:sz w:val="22"/>
+          <w:szCs w:val="22"/>
+        </w:rPr>
+        <w:t>Managed product and sales information accurately while working in a fast-paced retail environment.</w:t>
       </w:r>
     </w:p>
     <w:sectPr>
@@ -1790,7 +1791,7 @@
 </file>
 
 <file path=word/numbering.xml><?xml version="1.0" encoding="utf-8"?>
-<w:numbering xmlns:wpc="http://schemas.microsoft.com/office/word/2010/wordprocessingCanvas" xmlns:cx="http://schemas.microsoft.com/office/drawing/2014/chartex" xmlns:cx1="http://schemas.microsoft.com/office/drawing/2015/9/8/chartex" xmlns:cx2="http://schemas.microsoft.com/office/drawing/2015/10/21/chartex" xmlns:cx3="http://schemas.microsoft.com/office/drawing/2016/5/9/chartex" xmlns:cx4="http://schemas.microsoft.com/office/drawing/2016/5/10/chartex" xmlns:cx5="http://schemas.microsoft.com/office/drawing/2016/5/11/chartex" xmlns:cx6="http://schemas.microsoft.com/office/drawing/2016/5/12/chartex" xmlns:cx7="http://schemas.microsoft.com/office/drawing/2016/5/13/chartex" xmlns:cx8="http://schemas.microsoft.com/office/drawing/2016/5/14/chartex" xmlns:mc="http://schemas.openxmlformats.org/markup-compatibility/2006" xmlns:m="http://schemas.openxmlformats.org/officeDocument/2006/math" xmlns:aink="http://schemas.microsoft.com/office/drawing/2016/ink" xmlns:am3d="http://schemas.microsoft.com/office/drawing/2017/model3d" xmlns:oel="http://schemas.microsoft.com/office/2019/extlst" xmlns:r="http://schemas.openxmlformats.org/officeDocument/2006/relationships" xmlns:wp14="http://schemas.microsoft.com/office/word/2010/wordprocessingDrawing" xmlns:wp="http://schemas.openxmlformats.org/drawingml/2006/wordprocessingDrawing" xmlns:wpg="http://schemas.microsoft.com/office/word/2010/wordprocessingGroup" xmlns:wpi="http://schemas.microsoft.com/office/word/2010/wordprocessingInk" xmlns:wps="http://schemas.microsoft.com/office/word/2010/wordprocessingShape" xmlns:o="urn:schemas-microsoft-com:office:office" xmlns:v="urn:schemas-microsoft-com:vml" xmlns:w10="urn:schemas-microsoft-com:office:word" xmlns:w="http://schemas.openxmlformats.org/wordprocessingml/2006/main" xmlns:w14="http://schemas.microsoft.com/office/word/2010/wordml" xmlns:w15="http://schemas.microsoft.com/office/word/2012/wordml" xmlns:w16cei="http://schemas.microsoft.com/office/word/2026/wordml/cei" xmlns:w16cex="http://schemas.microsoft.com/office/word/2018/wordml/cex" xmlns:w16cid="http://schemas.microsoft.com/office/word/2016/wordml/cid" xmlns:w16="http://schemas.microsoft.com/office/word/2018/wordml" xmlns:w16sdtdh="http://schemas.microsoft.com/office/word/2020/wordml/sdtdatahash" xmlns:w16sdtfl="http://schemas.microsoft.com/office/word/2024/wordml/sdtformatlock" xmlns:w16se="http://schemas.microsoft.com/office/word/2015/wordml/symex" xmlns:w16du="http://schemas.microsoft.com/office/word/2023/wordml/word16du" xmlns:wne="http://schemas.microsoft.com/office/word/2006/wordml" mc:Ignorable="w14 w15 w16se w16cid w16 w16cex w16sdtdh w16sdtfl w16du wp14">
+<w:numbering xmlns:wpc="http://schemas.microsoft.com/office/word/2010/wordprocessingCanvas" xmlns:cx="http://schemas.microsoft.com/office/drawing/2014/chartex" xmlns:cx1="http://schemas.microsoft.com/office/drawing/2015/9/8/chartex" xmlns:cx2="http://schemas.microsoft.com/office/drawing/2015/10/21/chartex" xmlns:cx3="http://schemas.microsoft.com/office/drawing/2016/5/9/chartex" xmlns:cx4="http://schemas.microsoft.com/office/drawing/2016/5/10/chartex" xmlns:cx5="http://schemas.microsoft.com/office/drawing/2016/5/11/chartex" xmlns:cx6="http://schemas.microsoft.com/office/drawing/2016/5/12/chartex" xmlns:cx7="http://schemas.microsoft.com/office/drawing/2016/5/13/chartex" xmlns:cx8="http://schemas.microsoft.com/office/drawing/2016/5/14/chartex" xmlns:mc="http://schemas.openxmlformats.org/markup-compatibility/2006" xmlns:m="http://schemas.openxmlformats.org/officeDocument/2006/math" xmlns:aink="http://schemas.microsoft.com/office/drawing/2016/ink" xmlns:am3d="http://schemas.microsoft.com/office/drawing/2017/model3d" xmlns:oel="http://schemas.microsoft.com/office/2019/extlst" xmlns:r="http://schemas.openxmlformats.org/officeDocument/2006/relationships" xmlns:wp14="http://schemas.microsoft.com/office/word/2010/wordprocessingDrawing" xmlns:wp="http://schemas.openxmlformats.org/drawingml/2006/wordprocessingDrawing" xmlns:wpg="http://schemas.microsoft.com/office/word/2010/wordprocessingGroup" xmlns:wpi="http://schemas.microsoft.com/office/word/2010/wordprocessingInk" xmlns:wps="http://schemas.microsoft.com/office/word/2010/wordprocessingShape" xmlns:o="urn:schemas-microsoft-com:office:office" xmlns:v="urn:schemas-microsoft-com:vml" xmlns:w10="urn:schemas-microsoft-com:office:word" xmlns:w="http://schemas.openxmlformats.org/wordprocessingml/2006/main" xmlns:w14="http://schemas.microsoft.com/office/word/2010/wordml" xmlns:w15="http://schemas.microsoft.com/office/word/2012/wordml" xmlns:w16cex="http://schemas.microsoft.com/office/word/2018/wordml/cex" xmlns:w16cid="http://schemas.microsoft.com/office/word/2016/wordml/cid" xmlns:w16="http://schemas.microsoft.com/office/word/2018/wordml" xmlns:w16sdtdh="http://schemas.microsoft.com/office/word/2020/wordml/sdtdatahash" xmlns:w16sdtfl="http://schemas.microsoft.com/office/word/2024/wordml/sdtformatlock" xmlns:w16se="http://schemas.microsoft.com/office/word/2015/wordml/symex" xmlns:w16du="http://schemas.microsoft.com/office/word/2023/wordml/word16du" xmlns:wne="http://schemas.microsoft.com/office/word/2006/wordml" mc:Ignorable="w14 w15 w16se w16cid w16 w16cex w16sdtdh w16sdtfl w16du wp14">
   <w:abstractNum w:abstractNumId="0" w15:restartNumberingAfterBreak="0">
     <w:nsid w:val="00000001"/>
     <w:multiLevelType w:val="hybridMultilevel"/>
@@ -3375,7 +3376,6 @@
   <w:style w:type="character" w:default="1" w:styleId="DefaultParagraphFont">
     <w:name w:val="Default Paragraph Font"/>
     <w:uiPriority w:val="1"/>
-    <w:semiHidden/>
     <w:unhideWhenUsed/>
   </w:style>
   <w:style w:type="table" w:default="1" w:styleId="TableNormal">
